--- a/docs/traffic_sign_recognition_project_report.docx
+++ b/docs/traffic_sign_recognition_project_report.docx
@@ -2,19 +2,12 @@
 <file path=word/document.xml><?xml version="1.0" encoding="utf-8"?>
 <w:document xmlns:wpc="http://schemas.microsoft.com/office/word/2010/wordprocessingCanvas" xmlns:mo="http://schemas.microsoft.com/office/mac/office/2008/main" xmlns:mc="http://schemas.openxmlformats.org/markup-compatibility/2006" xmlns:mv="urn:schemas-microsoft-com:mac:vml" xmlns:o="urn:schemas-microsoft-com:office:office" xmlns:r="http://schemas.openxmlformats.org/officeDocument/2006/relationships" xmlns:m="http://schemas.openxmlformats.org/officeDocument/2006/math" xmlns:v="urn:schemas-microsoft-com:vml" xmlns:wp14="http://schemas.microsoft.com/office/word/2010/wordprocessingDrawing" xmlns:wp="http://schemas.openxmlformats.org/drawingml/2006/wordprocessingDrawing" xmlns:w10="urn:schemas-microsoft-com:office:word" xmlns:w="http://schemas.openxmlformats.org/wordprocessingml/2006/main" xmlns:w14="http://schemas.microsoft.com/office/word/2010/wordml" xmlns:wpg="http://schemas.microsoft.com/office/word/2010/wordprocessingGroup" xmlns:wpi="http://schemas.microsoft.com/office/word/2010/wordprocessingInk" xmlns:wne="http://schemas.microsoft.com/office/word/2006/wordml" xmlns:wps="http://schemas.microsoft.com/office/word/2010/wordprocessingShape" mc:Ignorable="w14 wp14">
   <w:body>
-    <w:p/>
-    <w:p/>
-    <w:p/>
     <w:p>
       <w:pPr>
+        <w:pStyle w:val="Title"/>
         <w:jc w:val="center"/>
       </w:pPr>
       <w:r>
-        <w:rPr>
-          <w:b/>
-          <w:color w:val="173B57"/>
-          <w:sz w:val="56"/>
-        </w:rPr>
         <w:t>Project Report</w:t>
       </w:r>
     </w:p>
@@ -24,49 +17,26 @@
       </w:pPr>
       <w:r>
         <w:rPr>
-          <w:color w:val="0F766E"/>
-          <w:sz w:val="30"/>
+          <w:rFonts w:ascii="Times New Roman" w:hAnsi="Times New Roman"/>
+          <w:color w:val="000000"/>
+          <w:sz w:val="22"/>
         </w:rPr>
         <w:t>GTSRB Traffic-Sign Recognition</w:t>
       </w:r>
     </w:p>
-    <w:p/>
     <w:p>
       <w:pPr>
         <w:jc w:val="center"/>
       </w:pPr>
       <w:r>
         <w:rPr>
-          <w:sz w:val="24"/>
+          <w:rFonts w:ascii="Times New Roman" w:hAnsi="Times New Roman"/>
+          <w:sz w:val="20"/>
         </w:rPr>
-        <w:t>A complete, reproducible TensorFlow/Keras pipeline for the 43-class German Traffic Sign Recognition Benchmark.</w:t>
+        <w:t>Akshit Mehta</w:t>
       </w:r>
     </w:p>
     <w:p/>
-    <w:p/>
-    <w:p/>
-    <w:p/>
-    <w:p/>
-    <w:p/>
-    <w:p/>
-    <w:p>
-      <w:pPr>
-        <w:jc w:val="center"/>
-      </w:pPr>
-      <w:r>
-        <w:rPr>
-          <w:sz w:val="22"/>
-        </w:rPr>
-        <w:t>Prepared for academic/project documentation</w:t>
-        <w:br/>
-        <w:t>September 2026</w:t>
-      </w:r>
-    </w:p>
-    <w:p>
-      <w:r>
-        <w:br w:type="page"/>
-      </w:r>
-    </w:p>
     <w:p>
       <w:pPr>
         <w:pStyle w:val="Heading1"/>
@@ -122,18 +92,19 @@
     <w:tbl>
       <w:tblPr>
         <w:tblStyle w:val="TableGrid"/>
-        <w:tblW w:type="auto" w:w="0"/>
+        <w:tblW w:type="dxa" w:w="4536"/>
         <w:jc w:val="center"/>
+        <w:tblLayout w:type="fixed"/>
         <w:tblLook w:firstColumn="1" w:firstRow="1" w:lastColumn="0" w:lastRow="0" w:noHBand="0" w:noVBand="1" w:val="04A0"/>
       </w:tblPr>
       <w:tblGrid>
-        <w:gridCol w:w="5040"/>
-        <w:gridCol w:w="5040"/>
+        <w:gridCol w:w="2268"/>
+        <w:gridCol w:w="2268"/>
       </w:tblGrid>
       <w:tr>
         <w:tc>
           <w:tcPr>
-            <w:tcW w:type="dxa" w:w="5040"/>
+            <w:tcW w:type="dxa" w:w="2268"/>
             <w:shd w:fill="173B57"/>
             <w:vAlign w:val="center"/>
           </w:tcPr>
@@ -151,7 +122,7 @@
         </w:tc>
         <w:tc>
           <w:tcPr>
-            <w:tcW w:type="dxa" w:w="5040"/>
+            <w:tcW w:type="dxa" w:w="2268"/>
             <w:shd w:fill="173B57"/>
             <w:vAlign w:val="center"/>
           </w:tcPr>
@@ -171,7 +142,7 @@
       <w:tr>
         <w:tc>
           <w:tcPr>
-            <w:tcW w:type="dxa" w:w="5040"/>
+            <w:tcW w:type="dxa" w:w="2268"/>
             <w:vAlign w:val="center"/>
           </w:tcPr>
           <w:p>
@@ -188,7 +159,7 @@
         </w:tc>
         <w:tc>
           <w:tcPr>
-            <w:tcW w:type="dxa" w:w="5040"/>
+            <w:tcW w:type="dxa" w:w="2268"/>
             <w:vAlign w:val="center"/>
           </w:tcPr>
           <w:p>
@@ -207,7 +178,7 @@
       <w:tr>
         <w:tc>
           <w:tcPr>
-            <w:tcW w:type="dxa" w:w="5040"/>
+            <w:tcW w:type="dxa" w:w="2268"/>
             <w:vAlign w:val="center"/>
           </w:tcPr>
           <w:p>
@@ -224,7 +195,7 @@
         </w:tc>
         <w:tc>
           <w:tcPr>
-            <w:tcW w:type="dxa" w:w="5040"/>
+            <w:tcW w:type="dxa" w:w="2268"/>
             <w:vAlign w:val="center"/>
           </w:tcPr>
           <w:p>
@@ -243,7 +214,7 @@
       <w:tr>
         <w:tc>
           <w:tcPr>
-            <w:tcW w:type="dxa" w:w="5040"/>
+            <w:tcW w:type="dxa" w:w="2268"/>
             <w:vAlign w:val="center"/>
           </w:tcPr>
           <w:p>
@@ -260,7 +231,7 @@
         </w:tc>
         <w:tc>
           <w:tcPr>
-            <w:tcW w:type="dxa" w:w="5040"/>
+            <w:tcW w:type="dxa" w:w="2268"/>
             <w:vAlign w:val="center"/>
           </w:tcPr>
           <w:p>
@@ -279,7 +250,7 @@
       <w:tr>
         <w:tc>
           <w:tcPr>
-            <w:tcW w:type="dxa" w:w="5040"/>
+            <w:tcW w:type="dxa" w:w="2268"/>
             <w:vAlign w:val="center"/>
           </w:tcPr>
           <w:p>
@@ -296,7 +267,7 @@
         </w:tc>
         <w:tc>
           <w:tcPr>
-            <w:tcW w:type="dxa" w:w="5040"/>
+            <w:tcW w:type="dxa" w:w="2268"/>
             <w:vAlign w:val="center"/>
           </w:tcPr>
           <w:p>
@@ -315,7 +286,7 @@
       <w:tr>
         <w:tc>
           <w:tcPr>
-            <w:tcW w:type="dxa" w:w="5040"/>
+            <w:tcW w:type="dxa" w:w="2268"/>
             <w:vAlign w:val="center"/>
           </w:tcPr>
           <w:p>
@@ -332,7 +303,7 @@
         </w:tc>
         <w:tc>
           <w:tcPr>
-            <w:tcW w:type="dxa" w:w="5040"/>
+            <w:tcW w:type="dxa" w:w="2268"/>
             <w:vAlign w:val="center"/>
           </w:tcPr>
           <w:p>
@@ -351,7 +322,7 @@
       <w:tr>
         <w:tc>
           <w:tcPr>
-            <w:tcW w:type="dxa" w:w="5040"/>
+            <w:tcW w:type="dxa" w:w="2268"/>
             <w:vAlign w:val="center"/>
           </w:tcPr>
           <w:p>
@@ -368,7 +339,7 @@
         </w:tc>
         <w:tc>
           <w:tcPr>
-            <w:tcW w:type="dxa" w:w="5040"/>
+            <w:tcW w:type="dxa" w:w="2268"/>
             <w:vAlign w:val="center"/>
           </w:tcPr>
           <w:p>
@@ -393,7 +364,7 @@
       <w:r>
         <w:drawing>
           <wp:inline xmlns:a="http://schemas.openxmlformats.org/drawingml/2006/main" xmlns:pic="http://schemas.openxmlformats.org/drawingml/2006/picture">
-            <wp:extent cx="5623560" cy="5623560"/>
+            <wp:extent cx="2880360" cy="2880360"/>
             <wp:docPr id="1" name="Picture 1"/>
             <wp:cNvGraphicFramePr>
               <a:graphicFrameLocks noChangeAspect="1"/>
@@ -414,7 +385,7 @@
                   <pic:spPr>
                     <a:xfrm>
                       <a:off x="0" y="0"/>
-                      <a:ext cx="5623560" cy="5623560"/>
+                      <a:ext cx="2880360" cy="2880360"/>
                     </a:xfrm>
                     <a:prstGeom prst="rect"/>
                   </pic:spPr>
@@ -444,7 +415,7 @@
       <w:r>
         <w:drawing>
           <wp:inline xmlns:a="http://schemas.openxmlformats.org/drawingml/2006/main" xmlns:pic="http://schemas.openxmlformats.org/drawingml/2006/picture">
-            <wp:extent cx="5623560" cy="1874520"/>
+            <wp:extent cx="2880360" cy="960120"/>
             <wp:docPr id="2" name="Picture 2"/>
             <wp:cNvGraphicFramePr>
               <a:graphicFrameLocks noChangeAspect="1"/>
@@ -465,7 +436,7 @@
                   <pic:spPr>
                     <a:xfrm>
                       <a:off x="0" y="0"/>
-                      <a:ext cx="5623560" cy="1874520"/>
+                      <a:ext cx="2880360" cy="960120"/>
                     </a:xfrm>
                     <a:prstGeom prst="rect"/>
                   </pic:spPr>
@@ -508,7 +479,7 @@
       <w:r>
         <w:drawing>
           <wp:inline xmlns:a="http://schemas.openxmlformats.org/drawingml/2006/main" xmlns:pic="http://schemas.openxmlformats.org/drawingml/2006/picture">
-            <wp:extent cx="5623560" cy="2008414"/>
+            <wp:extent cx="2880360" cy="1028700"/>
             <wp:docPr id="3" name="Picture 3"/>
             <wp:cNvGraphicFramePr>
               <a:graphicFrameLocks noChangeAspect="1"/>
@@ -529,7 +500,7 @@
                   <pic:spPr>
                     <a:xfrm>
                       <a:off x="0" y="0"/>
-                      <a:ext cx="5623560" cy="2008414"/>
+                      <a:ext cx="2880360" cy="1028700"/>
                     </a:xfrm>
                     <a:prstGeom prst="rect"/>
                   </pic:spPr>
@@ -559,7 +530,7 @@
       <w:r>
         <w:drawing>
           <wp:inline xmlns:a="http://schemas.openxmlformats.org/drawingml/2006/main" xmlns:pic="http://schemas.openxmlformats.org/drawingml/2006/picture">
-            <wp:extent cx="5623560" cy="2249424"/>
+            <wp:extent cx="2880360" cy="1152144"/>
             <wp:docPr id="4" name="Picture 4"/>
             <wp:cNvGraphicFramePr>
               <a:graphicFrameLocks noChangeAspect="1"/>
@@ -580,7 +551,7 @@
                   <pic:spPr>
                     <a:xfrm>
                       <a:off x="0" y="0"/>
-                      <a:ext cx="5623560" cy="2249424"/>
+                      <a:ext cx="2880360" cy="1152144"/>
                     </a:xfrm>
                     <a:prstGeom prst="rect"/>
                   </pic:spPr>
@@ -666,19 +637,20 @@
     <w:tbl>
       <w:tblPr>
         <w:tblStyle w:val="TableGrid"/>
-        <w:tblW w:type="auto" w:w="0"/>
+        <w:tblW w:type="dxa" w:w="4536"/>
         <w:jc w:val="center"/>
+        <w:tblLayout w:type="fixed"/>
         <w:tblLook w:firstColumn="1" w:firstRow="1" w:lastColumn="0" w:lastRow="0" w:noHBand="0" w:noVBand="1" w:val="04A0"/>
       </w:tblPr>
       <w:tblGrid>
-        <w:gridCol w:w="3360"/>
-        <w:gridCol w:w="3360"/>
-        <w:gridCol w:w="3360"/>
+        <w:gridCol w:w="1512"/>
+        <w:gridCol w:w="1512"/>
+        <w:gridCol w:w="1512"/>
       </w:tblGrid>
       <w:tr>
         <w:tc>
           <w:tcPr>
-            <w:tcW w:type="dxa" w:w="3360"/>
+            <w:tcW w:type="dxa" w:w="1512"/>
             <w:shd w:fill="173B57"/>
             <w:vAlign w:val="center"/>
           </w:tcPr>
@@ -696,7 +668,7 @@
         </w:tc>
         <w:tc>
           <w:tcPr>
-            <w:tcW w:type="dxa" w:w="3360"/>
+            <w:tcW w:type="dxa" w:w="1512"/>
             <w:shd w:fill="173B57"/>
             <w:vAlign w:val="center"/>
           </w:tcPr>
@@ -714,7 +686,7 @@
         </w:tc>
         <w:tc>
           <w:tcPr>
-            <w:tcW w:type="dxa" w:w="3360"/>
+            <w:tcW w:type="dxa" w:w="1512"/>
             <w:shd w:fill="173B57"/>
             <w:vAlign w:val="center"/>
           </w:tcPr>
@@ -734,7 +706,7 @@
       <w:tr>
         <w:tc>
           <w:tcPr>
-            <w:tcW w:type="dxa" w:w="3360"/>
+            <w:tcW w:type="dxa" w:w="1512"/>
             <w:vAlign w:val="center"/>
           </w:tcPr>
           <w:p>
@@ -751,7 +723,7 @@
         </w:tc>
         <w:tc>
           <w:tcPr>
-            <w:tcW w:type="dxa" w:w="3360"/>
+            <w:tcW w:type="dxa" w:w="1512"/>
             <w:vAlign w:val="center"/>
           </w:tcPr>
           <w:p>
@@ -768,7 +740,7 @@
         </w:tc>
         <w:tc>
           <w:tcPr>
-            <w:tcW w:type="dxa" w:w="3360"/>
+            <w:tcW w:type="dxa" w:w="1512"/>
             <w:vAlign w:val="center"/>
           </w:tcPr>
           <w:p>
@@ -787,7 +759,7 @@
       <w:tr>
         <w:tc>
           <w:tcPr>
-            <w:tcW w:type="dxa" w:w="3360"/>
+            <w:tcW w:type="dxa" w:w="1512"/>
             <w:vAlign w:val="center"/>
           </w:tcPr>
           <w:p>
@@ -804,7 +776,7 @@
         </w:tc>
         <w:tc>
           <w:tcPr>
-            <w:tcW w:type="dxa" w:w="3360"/>
+            <w:tcW w:type="dxa" w:w="1512"/>
             <w:vAlign w:val="center"/>
           </w:tcPr>
           <w:p>
@@ -821,7 +793,7 @@
         </w:tc>
         <w:tc>
           <w:tcPr>
-            <w:tcW w:type="dxa" w:w="3360"/>
+            <w:tcW w:type="dxa" w:w="1512"/>
             <w:vAlign w:val="center"/>
           </w:tcPr>
           <w:p>
@@ -840,7 +812,7 @@
       <w:tr>
         <w:tc>
           <w:tcPr>
-            <w:tcW w:type="dxa" w:w="3360"/>
+            <w:tcW w:type="dxa" w:w="1512"/>
             <w:vAlign w:val="center"/>
           </w:tcPr>
           <w:p>
@@ -857,7 +829,7 @@
         </w:tc>
         <w:tc>
           <w:tcPr>
-            <w:tcW w:type="dxa" w:w="3360"/>
+            <w:tcW w:type="dxa" w:w="1512"/>
             <w:vAlign w:val="center"/>
           </w:tcPr>
           <w:p>
@@ -874,7 +846,7 @@
         </w:tc>
         <w:tc>
           <w:tcPr>
-            <w:tcW w:type="dxa" w:w="3360"/>
+            <w:tcW w:type="dxa" w:w="1512"/>
             <w:vAlign w:val="center"/>
           </w:tcPr>
           <w:p>
@@ -893,7 +865,7 @@
       <w:tr>
         <w:tc>
           <w:tcPr>
-            <w:tcW w:type="dxa" w:w="3360"/>
+            <w:tcW w:type="dxa" w:w="1512"/>
             <w:vAlign w:val="center"/>
           </w:tcPr>
           <w:p>
@@ -910,7 +882,7 @@
         </w:tc>
         <w:tc>
           <w:tcPr>
-            <w:tcW w:type="dxa" w:w="3360"/>
+            <w:tcW w:type="dxa" w:w="1512"/>
             <w:vAlign w:val="center"/>
           </w:tcPr>
           <w:p>
@@ -927,7 +899,7 @@
         </w:tc>
         <w:tc>
           <w:tcPr>
-            <w:tcW w:type="dxa" w:w="3360"/>
+            <w:tcW w:type="dxa" w:w="1512"/>
             <w:vAlign w:val="center"/>
           </w:tcPr>
           <w:p>
@@ -946,7 +918,7 @@
       <w:tr>
         <w:tc>
           <w:tcPr>
-            <w:tcW w:type="dxa" w:w="3360"/>
+            <w:tcW w:type="dxa" w:w="1512"/>
             <w:vAlign w:val="center"/>
           </w:tcPr>
           <w:p>
@@ -963,7 +935,7 @@
         </w:tc>
         <w:tc>
           <w:tcPr>
-            <w:tcW w:type="dxa" w:w="3360"/>
+            <w:tcW w:type="dxa" w:w="1512"/>
             <w:vAlign w:val="center"/>
           </w:tcPr>
           <w:p>
@@ -980,7 +952,7 @@
         </w:tc>
         <w:tc>
           <w:tcPr>
-            <w:tcW w:type="dxa" w:w="3360"/>
+            <w:tcW w:type="dxa" w:w="1512"/>
             <w:vAlign w:val="center"/>
           </w:tcPr>
           <w:p>
@@ -999,7 +971,7 @@
       <w:tr>
         <w:tc>
           <w:tcPr>
-            <w:tcW w:type="dxa" w:w="3360"/>
+            <w:tcW w:type="dxa" w:w="1512"/>
             <w:vAlign w:val="center"/>
           </w:tcPr>
           <w:p>
@@ -1016,7 +988,7 @@
         </w:tc>
         <w:tc>
           <w:tcPr>
-            <w:tcW w:type="dxa" w:w="3360"/>
+            <w:tcW w:type="dxa" w:w="1512"/>
             <w:vAlign w:val="center"/>
           </w:tcPr>
           <w:p>
@@ -1033,7 +1005,7 @@
         </w:tc>
         <w:tc>
           <w:tcPr>
-            <w:tcW w:type="dxa" w:w="3360"/>
+            <w:tcW w:type="dxa" w:w="1512"/>
             <w:vAlign w:val="center"/>
           </w:tcPr>
           <w:p>
@@ -1063,7 +1035,7 @@
       <w:r>
         <w:drawing>
           <wp:inline xmlns:a="http://schemas.openxmlformats.org/drawingml/2006/main" xmlns:pic="http://schemas.openxmlformats.org/drawingml/2006/picture">
-            <wp:extent cx="5623560" cy="1874520"/>
+            <wp:extent cx="2880360" cy="960120"/>
             <wp:docPr id="5" name="Picture 5"/>
             <wp:cNvGraphicFramePr>
               <a:graphicFrameLocks noChangeAspect="1"/>
@@ -1084,7 +1056,7 @@
                   <pic:spPr>
                     <a:xfrm>
                       <a:off x="0" y="0"/>
-                      <a:ext cx="5623560" cy="1874520"/>
+                      <a:ext cx="2880360" cy="960120"/>
                     </a:xfrm>
                     <a:prstGeom prst="rect"/>
                   </pic:spPr>
@@ -1114,7 +1086,7 @@
       <w:r>
         <w:drawing>
           <wp:inline xmlns:a="http://schemas.openxmlformats.org/drawingml/2006/main" xmlns:pic="http://schemas.openxmlformats.org/drawingml/2006/picture">
-            <wp:extent cx="5623560" cy="1874520"/>
+            <wp:extent cx="2880360" cy="960120"/>
             <wp:docPr id="6" name="Picture 6"/>
             <wp:cNvGraphicFramePr>
               <a:graphicFrameLocks noChangeAspect="1"/>
@@ -1135,7 +1107,7 @@
                   <pic:spPr>
                     <a:xfrm>
                       <a:off x="0" y="0"/>
-                      <a:ext cx="5623560" cy="1874520"/>
+                      <a:ext cx="2880360" cy="960120"/>
                     </a:xfrm>
                     <a:prstGeom prst="rect"/>
                   </pic:spPr>
@@ -1169,19 +1141,20 @@
     <w:tbl>
       <w:tblPr>
         <w:tblStyle w:val="TableGrid"/>
-        <w:tblW w:type="auto" w:w="0"/>
+        <w:tblW w:type="dxa" w:w="4536"/>
         <w:jc w:val="center"/>
+        <w:tblLayout w:type="fixed"/>
         <w:tblLook w:firstColumn="1" w:firstRow="1" w:lastColumn="0" w:lastRow="0" w:noHBand="0" w:noVBand="1" w:val="04A0"/>
       </w:tblPr>
       <w:tblGrid>
-        <w:gridCol w:w="3360"/>
-        <w:gridCol w:w="3360"/>
-        <w:gridCol w:w="3360"/>
+        <w:gridCol w:w="1512"/>
+        <w:gridCol w:w="1512"/>
+        <w:gridCol w:w="1512"/>
       </w:tblGrid>
       <w:tr>
         <w:tc>
           <w:tcPr>
-            <w:tcW w:type="dxa" w:w="3360"/>
+            <w:tcW w:type="dxa" w:w="1512"/>
             <w:shd w:fill="173B57"/>
             <w:vAlign w:val="center"/>
           </w:tcPr>
@@ -1199,7 +1172,7 @@
         </w:tc>
         <w:tc>
           <w:tcPr>
-            <w:tcW w:type="dxa" w:w="3360"/>
+            <w:tcW w:type="dxa" w:w="1512"/>
             <w:shd w:fill="173B57"/>
             <w:vAlign w:val="center"/>
           </w:tcPr>
@@ -1217,7 +1190,7 @@
         </w:tc>
         <w:tc>
           <w:tcPr>
-            <w:tcW w:type="dxa" w:w="3360"/>
+            <w:tcW w:type="dxa" w:w="1512"/>
             <w:shd w:fill="173B57"/>
             <w:vAlign w:val="center"/>
           </w:tcPr>
@@ -1237,7 +1210,7 @@
       <w:tr>
         <w:tc>
           <w:tcPr>
-            <w:tcW w:type="dxa" w:w="3360"/>
+            <w:tcW w:type="dxa" w:w="1512"/>
             <w:vAlign w:val="center"/>
           </w:tcPr>
           <w:p>
@@ -1254,7 +1227,7 @@
         </w:tc>
         <w:tc>
           <w:tcPr>
-            <w:tcW w:type="dxa" w:w="3360"/>
+            <w:tcW w:type="dxa" w:w="1512"/>
             <w:vAlign w:val="center"/>
           </w:tcPr>
           <w:p>
@@ -1271,7 +1244,7 @@
         </w:tc>
         <w:tc>
           <w:tcPr>
-            <w:tcW w:type="dxa" w:w="3360"/>
+            <w:tcW w:type="dxa" w:w="1512"/>
             <w:vAlign w:val="center"/>
           </w:tcPr>
           <w:p>
@@ -1290,7 +1263,7 @@
       <w:tr>
         <w:tc>
           <w:tcPr>
-            <w:tcW w:type="dxa" w:w="3360"/>
+            <w:tcW w:type="dxa" w:w="1512"/>
             <w:vAlign w:val="center"/>
           </w:tcPr>
           <w:p>
@@ -1307,7 +1280,7 @@
         </w:tc>
         <w:tc>
           <w:tcPr>
-            <w:tcW w:type="dxa" w:w="3360"/>
+            <w:tcW w:type="dxa" w:w="1512"/>
             <w:vAlign w:val="center"/>
           </w:tcPr>
           <w:p>
@@ -1324,7 +1297,7 @@
         </w:tc>
         <w:tc>
           <w:tcPr>
-            <w:tcW w:type="dxa" w:w="3360"/>
+            <w:tcW w:type="dxa" w:w="1512"/>
             <w:vAlign w:val="center"/>
           </w:tcPr>
           <w:p>
@@ -1354,7 +1327,7 @@
       <w:r>
         <w:drawing>
           <wp:inline xmlns:a="http://schemas.openxmlformats.org/drawingml/2006/main" xmlns:pic="http://schemas.openxmlformats.org/drawingml/2006/picture">
-            <wp:extent cx="5623560" cy="2811780"/>
+            <wp:extent cx="2880360" cy="1440180"/>
             <wp:docPr id="7" name="Picture 7"/>
             <wp:cNvGraphicFramePr>
               <a:graphicFrameLocks noChangeAspect="1"/>
@@ -1375,7 +1348,7 @@
                   <pic:spPr>
                     <a:xfrm>
                       <a:off x="0" y="0"/>
-                      <a:ext cx="5623560" cy="2811780"/>
+                      <a:ext cx="2880360" cy="1440180"/>
                     </a:xfrm>
                     <a:prstGeom prst="rect"/>
                   </pic:spPr>
@@ -1405,7 +1378,7 @@
       <w:r>
         <w:drawing>
           <wp:inline xmlns:a="http://schemas.openxmlformats.org/drawingml/2006/main" xmlns:pic="http://schemas.openxmlformats.org/drawingml/2006/picture">
-            <wp:extent cx="5623560" cy="4686300"/>
+            <wp:extent cx="2880360" cy="2400300"/>
             <wp:docPr id="8" name="Picture 8"/>
             <wp:cNvGraphicFramePr>
               <a:graphicFrameLocks noChangeAspect="1"/>
@@ -1426,7 +1399,7 @@
                   <pic:spPr>
                     <a:xfrm>
                       <a:off x="0" y="0"/>
-                      <a:ext cx="5623560" cy="4686300"/>
+                      <a:ext cx="2880360" cy="2400300"/>
                     </a:xfrm>
                     <a:prstGeom prst="rect"/>
                   </pic:spPr>
@@ -1456,7 +1429,7 @@
       <w:r>
         <w:drawing>
           <wp:inline xmlns:a="http://schemas.openxmlformats.org/drawingml/2006/main" xmlns:pic="http://schemas.openxmlformats.org/drawingml/2006/picture">
-            <wp:extent cx="5623560" cy="4686300"/>
+            <wp:extent cx="2880360" cy="2400300"/>
             <wp:docPr id="9" name="Picture 9"/>
             <wp:cNvGraphicFramePr>
               <a:graphicFrameLocks noChangeAspect="1"/>
@@ -1477,7 +1450,7 @@
                   <pic:spPr>
                     <a:xfrm>
                       <a:off x="0" y="0"/>
-                      <a:ext cx="5623560" cy="4686300"/>
+                      <a:ext cx="2880360" cy="2400300"/>
                     </a:xfrm>
                     <a:prstGeom prst="rect"/>
                   </pic:spPr>
@@ -1614,8 +1587,8 @@
       <w:headerReference w:type="default" r:id="rId9"/>
       <w:footerReference w:type="default" r:id="rId10"/>
       <w:pgSz w:w="12240" w:h="15840"/>
-      <w:pgMar w:top="1008" w:right="1080" w:bottom="1008" w:left="1080" w:header="720" w:footer="720" w:gutter="0"/>
-      <w:cols w:space="720"/>
+      <w:pgMar w:top="936" w:right="1008" w:bottom="936" w:left="1008" w:header="720" w:footer="720" w:gutter="0"/>
+      <w:cols w:space="540" w:num="2"/>
       <w:docGrid w:linePitch="360"/>
     </w:sectPr>
   </w:body>
@@ -1631,10 +1604,11 @@
     </w:pPr>
     <w:r>
       <w:rPr>
-        <w:color w:val="64748B"/>
+        <w:rFonts w:ascii="Times New Roman" w:hAnsi="Times New Roman"/>
+        <w:color w:val="000000"/>
         <w:sz w:val="16"/>
       </w:rPr>
-      <w:t>Classification-only pipeline • Generated from reproducible run artifacts</w:t>
+      <w:t>MAIT Mini Project</w:t>
     </w:r>
   </w:p>
 </w:ftr>
@@ -1648,10 +1622,11 @@
     </w:pPr>
     <w:r>
       <w:rPr>
-        <w:color w:val="64748B"/>
+        <w:rFonts w:ascii="Times New Roman" w:hAnsi="Times New Roman"/>
+        <w:color w:val="000000"/>
         <w:sz w:val="16"/>
       </w:rPr>
-      <w:t>GTSRB Traffic-Sign Recognition | MAIT Mini Project</w:t>
+      <w:t>GTSRB Traffic Sign Recognition</w:t>
     </w:r>
   </w:p>
 </w:hdr>
@@ -2020,10 +1995,13 @@
     <w:name w:val="Normal"/>
     <w:qFormat/>
     <w:rsid w:val="00FC693F"/>
+    <w:pPr>
+      <w:spacing w:line="240" w:lineRule="auto"/>
+    </w:pPr>
     <w:rPr>
-      <w:rFonts w:ascii="Aptos" w:hAnsi="Aptos"/>
-      <w:color w:val="1F2937"/>
-      <w:sz w:val="21"/>
+      <w:rFonts w:ascii="Times New Roman" w:hAnsi="Times New Roman" w:eastAsia="Times New Roman"/>
+      <w:color w:val="000000"/>
+      <w:sz w:val="20"/>
     </w:rPr>
   </w:style>
   <w:style w:type="paragraph" w:styleId="Header">
@@ -2081,15 +2059,16 @@
     <w:pPr>
       <w:keepNext/>
       <w:keepLines/>
-      <w:spacing w:before="480" w:after="0"/>
+      <w:spacing w:before="120" w:after="60"/>
       <w:outlineLvl w:val="0"/>
     </w:pPr>
     <w:rPr>
-      <w:rFonts w:asciiTheme="majorHAnsi" w:eastAsiaTheme="majorEastAsia" w:hAnsiTheme="majorHAnsi" w:cstheme="majorBidi" w:ascii="Aptos Display" w:hAnsi="Aptos Display"/>
+      <w:rFonts w:asciiTheme="majorHAnsi" w:eastAsiaTheme="majorEastAsia" w:hAnsiTheme="majorHAnsi" w:cstheme="majorBidi" w:ascii="Times New Roman" w:hAnsi="Times New Roman" w:eastAsia="Times New Roman"/>
       <w:b/>
       <w:bCs/>
-      <w:color w:val="173B57"/>
-      <w:sz w:val="34"/>
+      <w:caps/>
+      <w:color w:val="000000"/>
+      <w:sz w:val="20"/>
       <w:szCs w:val="28"/>
     </w:rPr>
   </w:style>
@@ -2105,15 +2084,15 @@
     <w:pPr>
       <w:keepNext/>
       <w:keepLines/>
-      <w:spacing w:before="200" w:after="0"/>
+      <w:spacing w:before="120" w:after="60"/>
       <w:outlineLvl w:val="1"/>
     </w:pPr>
     <w:rPr>
-      <w:rFonts w:asciiTheme="majorHAnsi" w:eastAsiaTheme="majorEastAsia" w:hAnsiTheme="majorHAnsi" w:cstheme="majorBidi" w:ascii="Aptos Display" w:hAnsi="Aptos Display"/>
+      <w:rFonts w:asciiTheme="majorHAnsi" w:eastAsiaTheme="majorEastAsia" w:hAnsiTheme="majorHAnsi" w:cstheme="majorBidi" w:ascii="Times New Roman" w:hAnsi="Times New Roman" w:eastAsia="Times New Roman"/>
       <w:b/>
       <w:bCs/>
-      <w:color w:val="0F766E"/>
-      <w:sz w:val="26"/>
+      <w:color w:val="000000"/>
+      <w:sz w:val="20"/>
       <w:szCs w:val="26"/>
     </w:rPr>
   </w:style>
@@ -2367,19 +2346,16 @@
     <w:qFormat/>
     <w:rsid w:val="00FC693F"/>
     <w:pPr>
-      <w:pBdr>
-        <w:bottom w:val="single" w:sz="8" w:space="4" w:color="4F81BD" w:themeColor="accent1"/>
-      </w:pBdr>
-      <w:spacing w:after="300" w:line="240" w:lineRule="auto"/>
+      <w:spacing w:after="60" w:line="240" w:lineRule="auto" w:before="120"/>
       <w:contextualSpacing/>
     </w:pPr>
     <w:rPr>
-      <w:rFonts w:asciiTheme="majorHAnsi" w:eastAsiaTheme="majorEastAsia" w:hAnsiTheme="majorHAnsi" w:cstheme="majorBidi" w:ascii="Aptos Display" w:hAnsi="Aptos Display"/>
+      <w:rFonts w:asciiTheme="majorHAnsi" w:eastAsiaTheme="majorEastAsia" w:hAnsiTheme="majorHAnsi" w:cstheme="majorBidi" w:ascii="Times New Roman" w:hAnsi="Times New Roman" w:eastAsia="Times New Roman"/>
       <w:b/>
-      <w:color w:val="173B57"/>
+      <w:color w:val="000000"/>
       <w:spacing w:val="5"/>
       <w:kern w:val="28"/>
-      <w:sz w:val="52"/>
+      <w:sz w:val="36"/>
       <w:szCs w:val="52"/>
     </w:rPr>
   </w:style>

--- a/docs/traffic_sign_recognition_project_report.docx
+++ b/docs/traffic_sign_recognition_project_report.docx
@@ -359,6 +359,7 @@
     <w:p/>
     <w:p>
       <w:pPr>
+        <w:keepNext/>
         <w:jc w:val="center"/>
       </w:pPr>
       <w:r>
@@ -398,6 +399,7 @@
     </w:p>
     <w:p>
       <w:pPr>
+        <w:keepLines/>
         <w:jc w:val="center"/>
       </w:pPr>
       <w:r>
@@ -410,6 +412,7 @@
     </w:p>
     <w:p>
       <w:pPr>
+        <w:keepNext/>
         <w:jc w:val="center"/>
       </w:pPr>
       <w:r>
@@ -449,6 +452,7 @@
     </w:p>
     <w:p>
       <w:pPr>
+        <w:keepLines/>
         <w:jc w:val="center"/>
       </w:pPr>
       <w:r>
@@ -474,6 +478,7 @@
     </w:p>
     <w:p>
       <w:pPr>
+        <w:keepNext/>
         <w:jc w:val="center"/>
       </w:pPr>
       <w:r>
@@ -513,6 +518,7 @@
     </w:p>
     <w:p>
       <w:pPr>
+        <w:keepLines/>
         <w:jc w:val="center"/>
       </w:pPr>
       <w:r>
@@ -525,6 +531,7 @@
     </w:p>
     <w:p>
       <w:pPr>
+        <w:keepNext/>
         <w:jc w:val="center"/>
       </w:pPr>
       <w:r>
@@ -564,6 +571,7 @@
     </w:p>
     <w:p>
       <w:pPr>
+        <w:keepLines/>
         <w:jc w:val="center"/>
       </w:pPr>
       <w:r>
@@ -840,7 +848,7 @@
                 <w:color w:val="1F2937"/>
                 <w:sz w:val="18"/>
               </w:rPr>
-              <w:t>3</w:t>
+              <w:t>5</w:t>
             </w:r>
           </w:p>
         </w:tc>
@@ -857,7 +865,7 @@
                 <w:color w:val="1F2937"/>
                 <w:sz w:val="18"/>
               </w:rPr>
-              <w:t>1</w:t>
+              <w:t>5</w:t>
             </w:r>
           </w:p>
         </w:tc>
@@ -982,6 +990,59 @@
                 <w:color w:val="1F2937"/>
                 <w:sz w:val="18"/>
               </w:rPr>
+              <w:t>Hardware</w:t>
+            </w:r>
+          </w:p>
+        </w:tc>
+        <w:tc>
+          <w:tcPr>
+            <w:tcW w:type="dxa" w:w="1512"/>
+            <w:vAlign w:val="center"/>
+          </w:tcPr>
+          <w:p>
+            <w:r/>
+            <w:r>
+              <w:rPr>
+                <w:b w:val="0"/>
+                <w:color w:val="1F2937"/>
+                <w:sz w:val="18"/>
+              </w:rPr>
+              <w:t>Apple M1 Metal GPU</w:t>
+            </w:r>
+          </w:p>
+        </w:tc>
+        <w:tc>
+          <w:tcPr>
+            <w:tcW w:type="dxa" w:w="1512"/>
+            <w:vAlign w:val="center"/>
+          </w:tcPr>
+          <w:p>
+            <w:r/>
+            <w:r>
+              <w:rPr>
+                <w:b w:val="0"/>
+                <w:color w:val="1F2937"/>
+                <w:sz w:val="18"/>
+              </w:rPr>
+              <w:t>Apple M1 Metal GPU</w:t>
+            </w:r>
+          </w:p>
+        </w:tc>
+      </w:tr>
+      <w:tr>
+        <w:tc>
+          <w:tcPr>
+            <w:tcW w:type="dxa" w:w="1512"/>
+            <w:vAlign w:val="center"/>
+          </w:tcPr>
+          <w:p>
+            <w:r/>
+            <w:r>
+              <w:rPr>
+                <w:b w:val="0"/>
+                <w:color w:val="1F2937"/>
+                <w:sz w:val="18"/>
+              </w:rPr>
               <w:t>Callbacks</w:t>
             </w:r>
           </w:p>
@@ -1030,6 +1091,7 @@
     </w:p>
     <w:p>
       <w:pPr>
+        <w:keepNext/>
         <w:jc w:val="center"/>
       </w:pPr>
       <w:r>
@@ -1069,6 +1131,7 @@
     </w:p>
     <w:p>
       <w:pPr>
+        <w:keepLines/>
         <w:jc w:val="center"/>
       </w:pPr>
       <w:r>
@@ -1081,6 +1144,7 @@
     </w:p>
     <w:p>
       <w:pPr>
+        <w:keepNext/>
         <w:jc w:val="center"/>
       </w:pPr>
       <w:r>
@@ -1120,6 +1184,7 @@
     </w:p>
     <w:p>
       <w:pPr>
+        <w:keepLines/>
         <w:jc w:val="center"/>
       </w:pPr>
       <w:r>
@@ -1238,7 +1303,7 @@
                 <w:color w:val="1F2937"/>
                 <w:sz w:val="18"/>
               </w:rPr>
-              <w:t>51.75%</w:t>
+              <w:t>56.90%</w:t>
             </w:r>
           </w:p>
         </w:tc>
@@ -1255,7 +1320,7 @@
                 <w:color w:val="1F2937"/>
                 <w:sz w:val="18"/>
               </w:rPr>
-              <w:t>36.44%</w:t>
+              <w:t>56.19%</w:t>
             </w:r>
           </w:p>
         </w:tc>
@@ -1291,7 +1356,7 @@
                 <w:color w:val="1F2937"/>
                 <w:sz w:val="18"/>
               </w:rPr>
-              <w:t>53.09%</w:t>
+              <w:t>62.86%</w:t>
             </w:r>
           </w:p>
         </w:tc>
@@ -1308,7 +1373,7 @@
                 <w:color w:val="1F2937"/>
                 <w:sz w:val="18"/>
               </w:rPr>
-              <w:t>42.24%</w:t>
+              <w:t>55.74%</w:t>
             </w:r>
           </w:p>
         </w:tc>
@@ -1317,11 +1382,12 @@
     <w:p/>
     <w:p>
       <w:r>
-        <w:t>In these recorded full-data demonstration runs, MobileNetV2 is ahead of the custom CNN on both reported measures. The comparison is informative but not a claim of maximum achievable performance because the runs use different epoch budgets and were intentionally kept practical on CPU. A fair final benchmark should train both models for a matched budget on GPU.</w:t>
+        <w:t>In these matched full-data runs, MobileNetV2 is ahead on overall accuracy, while the custom CNN is slightly ahead on macro F1. This shows why both aggregate accuracy and class-balanced metrics matter. The results are a reproducible five-epoch baseline rather than a maximum-performance claim.</w:t>
       </w:r>
     </w:p>
     <w:p>
       <w:pPr>
+        <w:keepNext/>
         <w:jc w:val="center"/>
       </w:pPr>
       <w:r>
@@ -1361,6 +1427,7 @@
     </w:p>
     <w:p>
       <w:pPr>
+        <w:keepLines/>
         <w:jc w:val="center"/>
       </w:pPr>
       <w:r>
@@ -1373,6 +1440,7 @@
     </w:p>
     <w:p>
       <w:pPr>
+        <w:keepNext/>
         <w:jc w:val="center"/>
       </w:pPr>
       <w:r>
@@ -1412,6 +1480,7 @@
     </w:p>
     <w:p>
       <w:pPr>
+        <w:keepLines/>
         <w:jc w:val="center"/>
       </w:pPr>
       <w:r>
@@ -1424,6 +1493,7 @@
     </w:p>
     <w:p>
       <w:pPr>
+        <w:keepNext/>
         <w:jc w:val="center"/>
       </w:pPr>
       <w:r>
@@ -1463,6 +1533,7 @@
     </w:p>
     <w:p>
       <w:pPr>
+        <w:keepLines/>
         <w:jc w:val="center"/>
       </w:pPr>
       <w:r>

--- a/docs/traffic_sign_recognition_project_report.docx
+++ b/docs/traffic_sign_recognition_project_report.docx
@@ -759,7 +759,7 @@
                 <w:color w:val="1F2937"/>
                 <w:sz w:val="18"/>
               </w:rPr>
-              <w:t>96 × 96</w:t>
+              <w:t>128 × 128</w:t>
             </w:r>
           </w:p>
         </w:tc>
@@ -848,7 +848,7 @@
                 <w:color w:val="1F2937"/>
                 <w:sz w:val="18"/>
               </w:rPr>
-              <w:t>5</w:t>
+              <w:t>30</w:t>
             </w:r>
           </w:p>
         </w:tc>
@@ -865,7 +865,7 @@
                 <w:color w:val="1F2937"/>
                 <w:sz w:val="18"/>
               </w:rPr>
-              <w:t>5</w:t>
+              <w:t>25</w:t>
             </w:r>
           </w:p>
         </w:tc>
@@ -1007,7 +1007,7 @@
                 <w:color w:val="1F2937"/>
                 <w:sz w:val="18"/>
               </w:rPr>
-              <w:t>Apple M1 Metal GPU</w:t>
+              <w:t>Colab GPU</w:t>
             </w:r>
           </w:p>
         </w:tc>
@@ -1024,7 +1024,7 @@
                 <w:color w:val="1F2937"/>
                 <w:sz w:val="18"/>
               </w:rPr>
-              <w:t>Apple M1 Metal GPU</w:t>
+              <w:t>Colab GPU</w:t>
             </w:r>
           </w:p>
         </w:tc>
@@ -1097,7 +1097,7 @@
       <w:r>
         <w:drawing>
           <wp:inline xmlns:a="http://schemas.openxmlformats.org/drawingml/2006/main" xmlns:pic="http://schemas.openxmlformats.org/drawingml/2006/picture">
-            <wp:extent cx="2880360" cy="960120"/>
+            <wp:extent cx="2880360" cy="1028700"/>
             <wp:docPr id="5" name="Picture 5"/>
             <wp:cNvGraphicFramePr>
               <a:graphicFrameLocks noChangeAspect="1"/>
@@ -1118,7 +1118,7 @@
                   <pic:spPr>
                     <a:xfrm>
                       <a:off x="0" y="0"/>
-                      <a:ext cx="2880360" cy="960120"/>
+                      <a:ext cx="2880360" cy="1028700"/>
                     </a:xfrm>
                     <a:prstGeom prst="rect"/>
                   </pic:spPr>
@@ -1150,7 +1150,7 @@
       <w:r>
         <w:drawing>
           <wp:inline xmlns:a="http://schemas.openxmlformats.org/drawingml/2006/main" xmlns:pic="http://schemas.openxmlformats.org/drawingml/2006/picture">
-            <wp:extent cx="2880360" cy="960120"/>
+            <wp:extent cx="2880360" cy="1028700"/>
             <wp:docPr id="6" name="Picture 6"/>
             <wp:cNvGraphicFramePr>
               <a:graphicFrameLocks noChangeAspect="1"/>
@@ -1171,7 +1171,7 @@
                   <pic:spPr>
                     <a:xfrm>
                       <a:off x="0" y="0"/>
-                      <a:ext cx="2880360" cy="960120"/>
+                      <a:ext cx="2880360" cy="1028700"/>
                     </a:xfrm>
                     <a:prstGeom prst="rect"/>
                   </pic:spPr>
@@ -1303,7 +1303,7 @@
                 <w:color w:val="1F2937"/>
                 <w:sz w:val="18"/>
               </w:rPr>
-              <w:t>56.90%</w:t>
+              <w:t>97.12%</w:t>
             </w:r>
           </w:p>
         </w:tc>
@@ -1320,7 +1320,7 @@
                 <w:color w:val="1F2937"/>
                 <w:sz w:val="18"/>
               </w:rPr>
-              <w:t>56.19%</w:t>
+              <w:t>95.14%</w:t>
             </w:r>
           </w:p>
         </w:tc>
@@ -1356,7 +1356,7 @@
                 <w:color w:val="1F2937"/>
                 <w:sz w:val="18"/>
               </w:rPr>
-              <w:t>62.86%</w:t>
+              <w:t>76.18%</w:t>
             </w:r>
           </w:p>
         </w:tc>
@@ -1373,7 +1373,7 @@
                 <w:color w:val="1F2937"/>
                 <w:sz w:val="18"/>
               </w:rPr>
-              <w:t>55.74%</w:t>
+              <w:t>68.23%</w:t>
             </w:r>
           </w:p>
         </w:tc>
@@ -1382,7 +1382,7 @@
     <w:p/>
     <w:p>
       <w:r>
-        <w:t>In these matched full-data runs, MobileNetV2 is ahead on overall accuracy, while the custom CNN is slightly ahead on macro F1. This shows why both aggregate accuracy and class-balanced metrics matter. The results are a reproducible five-epoch baseline rather than a maximum-performance claim.</w:t>
+        <w:t>In these full-data Colab runs, the custom CNN is ahead on both overall accuracy and macro F1. This result is substantially stronger than the short local baseline, while still remaining a reproducible project benchmark rather than a maximum-performance claim.</w:t>
       </w:r>
     </w:p>
     <w:p>
@@ -1446,7 +1446,7 @@
       <w:r>
         <w:drawing>
           <wp:inline xmlns:a="http://schemas.openxmlformats.org/drawingml/2006/main" xmlns:pic="http://schemas.openxmlformats.org/drawingml/2006/picture">
-            <wp:extent cx="2880360" cy="2400300"/>
+            <wp:extent cx="2880360" cy="2560320"/>
             <wp:docPr id="8" name="Picture 8"/>
             <wp:cNvGraphicFramePr>
               <a:graphicFrameLocks noChangeAspect="1"/>
@@ -1467,7 +1467,7 @@
                   <pic:spPr>
                     <a:xfrm>
                       <a:off x="0" y="0"/>
-                      <a:ext cx="2880360" cy="2400300"/>
+                      <a:ext cx="2880360" cy="2560320"/>
                     </a:xfrm>
                     <a:prstGeom prst="rect"/>
                   </pic:spPr>
@@ -1499,7 +1499,7 @@
       <w:r>
         <w:drawing>
           <wp:inline xmlns:a="http://schemas.openxmlformats.org/drawingml/2006/main" xmlns:pic="http://schemas.openxmlformats.org/drawingml/2006/picture">
-            <wp:extent cx="2880360" cy="2400300"/>
+            <wp:extent cx="2880360" cy="2560320"/>
             <wp:docPr id="9" name="Picture 9"/>
             <wp:cNvGraphicFramePr>
               <a:graphicFrameLocks noChangeAspect="1"/>
@@ -1520,7 +1520,7 @@
                   <pic:spPr>
                     <a:xfrm>
                       <a:off x="0" y="0"/>
-                      <a:ext cx="2880360" cy="2400300"/>
+                      <a:ext cx="2880360" cy="2560320"/>
                     </a:xfrm>
                     <a:prstGeom prst="rect"/>
                   </pic:spPr>

--- a/docs/traffic_sign_recognition_project_report.docx
+++ b/docs/traffic_sign_recognition_project_report.docx
@@ -1091,6 +1091,360 @@
     </w:p>
     <w:p>
       <w:pPr>
+        <w:pStyle w:val="Heading1"/>
+      </w:pPr>
+      <w:r>
+        <w:t>8. Literature Survey and Design Rationale</w:t>
+      </w:r>
+    </w:p>
+    <w:p>
+      <w:r>
+        <w:t>The project design is grounded in verified primary research and official documentation. Stallkamp et al. established GTSRB as a realistic multi-class traffic-sign benchmark with variation in illumination, weather, distance, occlusion, and rotation; this motivates the 43-class scope, EDA, augmentation, and official-test evaluation. Sandler et al. introduced MobileNetV2's efficient inverted-residual architecture; this motivates its use as a lightweight transfer-learning comparison. Kingma and Ba introduced Adam, used here as a practical baseline optimizer. Selvaraju et al. introduced Grad-CAM, used here for qualitative inspection of whether predictions focus on plausible sign regions. Official scikit-learn documentation supports GroupShuffleSplit for keeping related groups together during validation, while TensorFlow and Keras documentation supports streaming and prefetched tf.data pipelines, training-time augmentation, early stopping, learning-rate reduction, and checkpoint saving.</w:t>
+      </w:r>
+    </w:p>
+    <w:tbl>
+      <w:tblPr>
+        <w:tblStyle w:val="TableGrid"/>
+        <w:tblW w:type="dxa" w:w="4536"/>
+        <w:jc w:val="center"/>
+        <w:tblLayout w:type="fixed"/>
+        <w:tblLook w:firstColumn="1" w:firstRow="1" w:lastColumn="0" w:lastRow="0" w:noHBand="0" w:noVBand="1" w:val="04A0"/>
+      </w:tblPr>
+      <w:tblGrid>
+        <w:gridCol w:w="1512"/>
+        <w:gridCol w:w="1512"/>
+        <w:gridCol w:w="1512"/>
+      </w:tblGrid>
+      <w:tr>
+        <w:tc>
+          <w:tcPr>
+            <w:tcW w:type="dxa" w:w="1512"/>
+            <w:shd w:fill="173B57"/>
+            <w:vAlign w:val="center"/>
+          </w:tcPr>
+          <w:p>
+            <w:r/>
+            <w:r>
+              <w:rPr>
+                <w:b/>
+                <w:color w:val="FFFFFF"/>
+                <w:sz w:val="18"/>
+              </w:rPr>
+              <w:t>Reference</w:t>
+            </w:r>
+          </w:p>
+        </w:tc>
+        <w:tc>
+          <w:tcPr>
+            <w:tcW w:type="dxa" w:w="1512"/>
+            <w:shd w:fill="173B57"/>
+            <w:vAlign w:val="center"/>
+          </w:tcPr>
+          <w:p>
+            <w:r/>
+            <w:r>
+              <w:rPr>
+                <w:b/>
+                <w:color w:val="FFFFFF"/>
+                <w:sz w:val="18"/>
+              </w:rPr>
+              <w:t>Verified contribution</w:t>
+            </w:r>
+          </w:p>
+        </w:tc>
+        <w:tc>
+          <w:tcPr>
+            <w:tcW w:type="dxa" w:w="1512"/>
+            <w:shd w:fill="173B57"/>
+            <w:vAlign w:val="center"/>
+          </w:tcPr>
+          <w:p>
+            <w:r/>
+            <w:r>
+              <w:rPr>
+                <w:b/>
+                <w:color w:val="FFFFFF"/>
+                <w:sz w:val="18"/>
+              </w:rPr>
+              <w:t>Implementation role</w:t>
+            </w:r>
+          </w:p>
+        </w:tc>
+      </w:tr>
+      <w:tr>
+        <w:tc>
+          <w:tcPr>
+            <w:tcW w:type="dxa" w:w="1512"/>
+            <w:vAlign w:val="center"/>
+          </w:tcPr>
+          <w:p>
+            <w:r/>
+            <w:r>
+              <w:rPr>
+                <w:b w:val="0"/>
+                <w:color w:val="1F2937"/>
+                <w:sz w:val="18"/>
+              </w:rPr>
+              <w:t>Stallkamp et al., IJCNN 2011</w:t>
+            </w:r>
+          </w:p>
+        </w:tc>
+        <w:tc>
+          <w:tcPr>
+            <w:tcW w:type="dxa" w:w="1512"/>
+            <w:vAlign w:val="center"/>
+          </w:tcPr>
+          <w:p>
+            <w:r/>
+            <w:r>
+              <w:rPr>
+                <w:b w:val="0"/>
+                <w:color w:val="1F2937"/>
+                <w:sz w:val="18"/>
+              </w:rPr>
+              <w:t>GTSRB benchmark definition and real-world visual variation</w:t>
+            </w:r>
+          </w:p>
+        </w:tc>
+        <w:tc>
+          <w:tcPr>
+            <w:tcW w:type="dxa" w:w="1512"/>
+            <w:vAlign w:val="center"/>
+          </w:tcPr>
+          <w:p>
+            <w:r/>
+            <w:r>
+              <w:rPr>
+                <w:b w:val="0"/>
+                <w:color w:val="1F2937"/>
+                <w:sz w:val="18"/>
+              </w:rPr>
+              <w:t>Dataset boundary and evaluation</w:t>
+            </w:r>
+          </w:p>
+        </w:tc>
+      </w:tr>
+      <w:tr>
+        <w:tc>
+          <w:tcPr>
+            <w:tcW w:type="dxa" w:w="1512"/>
+            <w:vAlign w:val="center"/>
+          </w:tcPr>
+          <w:p>
+            <w:r/>
+            <w:r>
+              <w:rPr>
+                <w:b w:val="0"/>
+                <w:color w:val="1F2937"/>
+                <w:sz w:val="18"/>
+              </w:rPr>
+              <w:t>Sandler et al., CVPR 2018</w:t>
+            </w:r>
+          </w:p>
+        </w:tc>
+        <w:tc>
+          <w:tcPr>
+            <w:tcW w:type="dxa" w:w="1512"/>
+            <w:vAlign w:val="center"/>
+          </w:tcPr>
+          <w:p>
+            <w:r/>
+            <w:r>
+              <w:rPr>
+                <w:b w:val="0"/>
+                <w:color w:val="1F2937"/>
+                <w:sz w:val="18"/>
+              </w:rPr>
+              <w:t>Efficient MobileNetV2 architecture</w:t>
+            </w:r>
+          </w:p>
+        </w:tc>
+        <w:tc>
+          <w:tcPr>
+            <w:tcW w:type="dxa" w:w="1512"/>
+            <w:vAlign w:val="center"/>
+          </w:tcPr>
+          <w:p>
+            <w:r/>
+            <w:r>
+              <w:rPr>
+                <w:b w:val="0"/>
+                <w:color w:val="1F2937"/>
+                <w:sz w:val="18"/>
+              </w:rPr>
+              <w:t>Transfer-learning comparison</w:t>
+            </w:r>
+          </w:p>
+        </w:tc>
+      </w:tr>
+      <w:tr>
+        <w:tc>
+          <w:tcPr>
+            <w:tcW w:type="dxa" w:w="1512"/>
+            <w:vAlign w:val="center"/>
+          </w:tcPr>
+          <w:p>
+            <w:r/>
+            <w:r>
+              <w:rPr>
+                <w:b w:val="0"/>
+                <w:color w:val="1F2937"/>
+                <w:sz w:val="18"/>
+              </w:rPr>
+              <w:t>Kingma and Ba, ICLR 2015</w:t>
+            </w:r>
+          </w:p>
+        </w:tc>
+        <w:tc>
+          <w:tcPr>
+            <w:tcW w:type="dxa" w:w="1512"/>
+            <w:vAlign w:val="center"/>
+          </w:tcPr>
+          <w:p>
+            <w:r/>
+            <w:r>
+              <w:rPr>
+                <w:b w:val="0"/>
+                <w:color w:val="1F2937"/>
+                <w:sz w:val="18"/>
+              </w:rPr>
+              <w:t>Adaptive Adam optimizer</w:t>
+            </w:r>
+          </w:p>
+        </w:tc>
+        <w:tc>
+          <w:tcPr>
+            <w:tcW w:type="dxa" w:w="1512"/>
+            <w:vAlign w:val="center"/>
+          </w:tcPr>
+          <w:p>
+            <w:r/>
+            <w:r>
+              <w:rPr>
+                <w:b w:val="0"/>
+                <w:color w:val="1F2937"/>
+                <w:sz w:val="18"/>
+              </w:rPr>
+              <w:t>Training optimizer</w:t>
+            </w:r>
+          </w:p>
+        </w:tc>
+      </w:tr>
+      <w:tr>
+        <w:tc>
+          <w:tcPr>
+            <w:tcW w:type="dxa" w:w="1512"/>
+            <w:vAlign w:val="center"/>
+          </w:tcPr>
+          <w:p>
+            <w:r/>
+            <w:r>
+              <w:rPr>
+                <w:b w:val="0"/>
+                <w:color w:val="1F2937"/>
+                <w:sz w:val="18"/>
+              </w:rPr>
+              <w:t>Selvaraju et al., ICCV 2017</w:t>
+            </w:r>
+          </w:p>
+        </w:tc>
+        <w:tc>
+          <w:tcPr>
+            <w:tcW w:type="dxa" w:w="1512"/>
+            <w:vAlign w:val="center"/>
+          </w:tcPr>
+          <w:p>
+            <w:r/>
+            <w:r>
+              <w:rPr>
+                <w:b w:val="0"/>
+                <w:color w:val="1F2937"/>
+                <w:sz w:val="18"/>
+              </w:rPr>
+              <w:t>Gradient-based visual explanations</w:t>
+            </w:r>
+          </w:p>
+        </w:tc>
+        <w:tc>
+          <w:tcPr>
+            <w:tcW w:type="dxa" w:w="1512"/>
+            <w:vAlign w:val="center"/>
+          </w:tcPr>
+          <w:p>
+            <w:r/>
+            <w:r>
+              <w:rPr>
+                <w:b w:val="0"/>
+                <w:color w:val="1F2937"/>
+                <w:sz w:val="18"/>
+              </w:rPr>
+              <w:t>Grad-CAM diagnostic</w:t>
+            </w:r>
+          </w:p>
+        </w:tc>
+      </w:tr>
+      <w:tr>
+        <w:tc>
+          <w:tcPr>
+            <w:tcW w:type="dxa" w:w="1512"/>
+            <w:vAlign w:val="center"/>
+          </w:tcPr>
+          <w:p>
+            <w:r/>
+            <w:r>
+              <w:rPr>
+                <w:b w:val="0"/>
+                <w:color w:val="1F2937"/>
+                <w:sz w:val="18"/>
+              </w:rPr>
+              <w:t>scikit-learn / TensorFlow / Keras documentation</w:t>
+            </w:r>
+          </w:p>
+        </w:tc>
+        <w:tc>
+          <w:tcPr>
+            <w:tcW w:type="dxa" w:w="1512"/>
+            <w:vAlign w:val="center"/>
+          </w:tcPr>
+          <w:p>
+            <w:r/>
+            <w:r>
+              <w:rPr>
+                <w:b w:val="0"/>
+                <w:color w:val="1F2937"/>
+                <w:sz w:val="18"/>
+              </w:rPr>
+              <w:t>Grouped splitting, streaming input, augmentation, callbacks</w:t>
+            </w:r>
+          </w:p>
+        </w:tc>
+        <w:tc>
+          <w:tcPr>
+            <w:tcW w:type="dxa" w:w="1512"/>
+            <w:vAlign w:val="center"/>
+          </w:tcPr>
+          <w:p>
+            <w:r/>
+            <w:r>
+              <w:rPr>
+                <w:b w:val="0"/>
+                <w:color w:val="1F2937"/>
+                <w:sz w:val="18"/>
+              </w:rPr>
+              <w:t>Validation and training pipeline</w:t>
+            </w:r>
+          </w:p>
+        </w:tc>
+      </w:tr>
+    </w:tbl>
+    <w:p/>
+    <w:p>
+      <w:r>
+        <w:t>The detailed source-to-code mapping and verified links are provided in docs/literature_survey.md. These sources justify design choices; they do not imply that the present configuration is optimal. The optional YOLO code remains a detector scaffold because the GTSRB classification archive does not provide full-scene bounding-box labels.</w:t>
+      </w:r>
+    </w:p>
+    <w:p>
+      <w:pPr>
         <w:keepNext/>
         <w:jc w:val="center"/>
       </w:pPr>
@@ -1200,7 +1554,7 @@
         <w:pStyle w:val="Heading1"/>
       </w:pPr>
       <w:r>
-        <w:t>8. Results</w:t>
+        <w:t>9. Results</w:t>
       </w:r>
     </w:p>
     <w:tbl>
@@ -1549,7 +1903,7 @@
         <w:pStyle w:val="Heading1"/>
       </w:pPr>
       <w:r>
-        <w:t>9. Error Analysis and Limitations</w:t>
+        <w:t>10. Error Analysis and Limitations</w:t>
       </w:r>
     </w:p>
     <w:p>
@@ -1567,7 +1921,7 @@
         <w:pStyle w:val="Heading1"/>
       </w:pPr>
       <w:r>
-        <w:t>10. Reproducibility and Usage</w:t>
+        <w:t>11. Reproducibility and Usage</w:t>
       </w:r>
     </w:p>
     <w:p>
@@ -1623,7 +1977,7 @@
         <w:pStyle w:val="Heading1"/>
       </w:pPr>
       <w:r>
-        <w:t>11. Conclusion and Future Work</w:t>
+        <w:t>12. Conclusion and Future Work</w:t>
       </w:r>
     </w:p>
     <w:p>
